--- a/AI_Use_Declaration_Form_Lab4.docx
+++ b/AI_Use_Declaration_Form_Lab4.docx
@@ -1,6 +1,6 @@
 
 <file path=word/document.xml><?xml version="1.0" encoding="utf-8"?>
-<w:document xmlns:wpc="http://schemas.microsoft.com/office/word/2010/wordprocessingCanvas" xmlns:cx="http://schemas.microsoft.com/office/drawing/2014/chartex" xmlns:cx1="http://schemas.microsoft.com/office/drawing/2015/9/8/chartex" xmlns:cx2="http://schemas.microsoft.com/office/drawing/2015/10/21/chartex" xmlns:cx3="http://schemas.microsoft.com/office/drawing/2016/5/9/chartex" xmlns:cx4="http://schemas.microsoft.com/office/drawing/2016/5/10/chartex" xmlns:cx5="http://schemas.microsoft.com/office/drawing/2016/5/11/chartex" xmlns:cx6="http://schemas.microsoft.com/office/drawing/2016/5/12/chartex" xmlns:cx7="http://schemas.microsoft.com/office/drawing/2016/5/13/chartex" xmlns:cx8="http://schemas.microsoft.com/office/drawing/2016/5/14/chartex" xmlns:mc="http://schemas.openxmlformats.org/markup-compatibility/2006" xmlns:aink="http://schemas.microsoft.com/office/drawing/2016/ink" xmlns:am3d="http://schemas.microsoft.com/office/drawing/2017/model3d" xmlns:o="urn:schemas-microsoft-com:office:office" xmlns:oel="http://schemas.microsoft.com/office/2019/extlst" xmlns:r="http://schemas.openxmlformats.org/officeDocument/2006/relationships" xmlns:m="http://schemas.openxmlformats.org/officeDocument/2006/math" xmlns:v="urn:schemas-microsoft-com:vml" xmlns:wp14="http://schemas.microsoft.com/office/word/2010/wordprocessingDrawing" xmlns:wp="http://schemas.openxmlformats.org/drawingml/2006/wordprocessingDrawing" xmlns:w10="urn:schemas-microsoft-com:office:word" xmlns:w="http://schemas.openxmlformats.org/wordprocessingml/2006/main" xmlns:w14="http://schemas.microsoft.com/office/word/2010/wordml" xmlns:w15="http://schemas.microsoft.com/office/word/2012/wordml" xmlns:w16cex="http://schemas.microsoft.com/office/word/2018/wordml/cex" xmlns:w16cid="http://schemas.microsoft.com/office/word/2016/wordml/cid" xmlns:w16="http://schemas.microsoft.com/office/word/2018/wordml" xmlns:w16du="http://schemas.microsoft.com/office/word/2023/wordml/word16du" xmlns:w16sdtdh="http://schemas.microsoft.com/office/word/2020/wordml/sdtdatahash" xmlns:w16sdtfl="http://schemas.microsoft.com/office/word/2024/wordml/sdtformatlock" xmlns:w16se="http://schemas.microsoft.com/office/word/2015/wordml/symex" xmlns:wpg="http://schemas.microsoft.com/office/word/2010/wordprocessingGroup" xmlns:wpi="http://schemas.microsoft.com/office/word/2010/wordprocessingInk" xmlns:wne="http://schemas.microsoft.com/office/word/2006/wordml" xmlns:wps="http://schemas.microsoft.com/office/word/2010/wordprocessingShape" mc:Ignorable="w14 w15 w16se w16cid w16 w16cex w16sdtdh w16sdtfl w16du wp14">
+<w:document xmlns:wpc="http://schemas.microsoft.com/office/word/2010/wordprocessingCanvas" xmlns:cx="http://schemas.microsoft.com/office/drawing/2014/chartex" xmlns:cx1="http://schemas.microsoft.com/office/drawing/2015/9/8/chartex" xmlns:cx2="http://schemas.microsoft.com/office/drawing/2015/10/21/chartex" xmlns:cx3="http://schemas.microsoft.com/office/drawing/2016/5/9/chartex" xmlns:cx4="http://schemas.microsoft.com/office/drawing/2016/5/10/chartex" xmlns:cx5="http://schemas.microsoft.com/office/drawing/2016/5/11/chartex" xmlns:cx6="http://schemas.microsoft.com/office/drawing/2016/5/12/chartex" xmlns:cx7="http://schemas.microsoft.com/office/drawing/2016/5/13/chartex" xmlns:cx8="http://schemas.microsoft.com/office/drawing/2016/5/14/chartex" xmlns:mc="http://schemas.openxmlformats.org/markup-compatibility/2006" xmlns:aink="http://schemas.microsoft.com/office/drawing/2016/ink" xmlns:am3d="http://schemas.microsoft.com/office/drawing/2017/model3d" xmlns:o="urn:schemas-microsoft-com:office:office" xmlns:oel="http://schemas.microsoft.com/office/2019/extlst" xmlns:r="http://schemas.openxmlformats.org/officeDocument/2006/relationships" xmlns:m="http://schemas.openxmlformats.org/officeDocument/2006/math" xmlns:v="urn:schemas-microsoft-com:vml" xmlns:wp14="http://schemas.microsoft.com/office/word/2010/wordprocessingDrawing" xmlns:wp="http://schemas.openxmlformats.org/drawingml/2006/wordprocessingDrawing" xmlns:w10="urn:schemas-microsoft-com:office:word" xmlns:w="http://schemas.openxmlformats.org/wordprocessingml/2006/main" xmlns:w14="http://schemas.microsoft.com/office/word/2010/wordml" xmlns:w15="http://schemas.microsoft.com/office/word/2012/wordml" xmlns:w16cei="http://schemas.microsoft.com/office/word/2026/wordml/cei" xmlns:w16cex="http://schemas.microsoft.com/office/word/2018/wordml/cex" xmlns:w16cid="http://schemas.microsoft.com/office/word/2016/wordml/cid" xmlns:w16="http://schemas.microsoft.com/office/word/2018/wordml" xmlns:w16du="http://schemas.microsoft.com/office/word/2023/wordml/word16du" xmlns:w16sdtdh="http://schemas.microsoft.com/office/word/2020/wordml/sdtdatahash" xmlns:w16sdtfl="http://schemas.microsoft.com/office/word/2024/wordml/sdtformatlock" xmlns:w16se="http://schemas.microsoft.com/office/word/2015/wordml/symex" xmlns:wpg="http://schemas.microsoft.com/office/word/2010/wordprocessingGroup" xmlns:wpi="http://schemas.microsoft.com/office/word/2010/wordprocessingInk" xmlns:wne="http://schemas.microsoft.com/office/word/2006/wordml" xmlns:wps="http://schemas.microsoft.com/office/word/2010/wordprocessingShape" mc:Ignorable="w14 w15 w16se w16cid w16 w16cex w16sdtdh w16sdtfl w16du wp14">
   <w:body>
     <w:p>
       <w:pPr>
@@ -38,6 +38,11 @@
           <w:rFonts w:ascii="Times New Roman" w:hAnsi="Times New Roman" w:cs="Times New Roman"/>
         </w:rPr>
         <w:t xml:space="preserve"> Introduction to Artificial Intelligence</w:t>
+      </w:r>
+      <w:r>
+        <w:rPr>
+          <w:rFonts w:ascii="Times New Roman" w:hAnsi="Times New Roman" w:cs="Times New Roman"/>
+        </w:rPr>
         <w:br/>
       </w:r>
       <w:r>
@@ -53,6 +58,11 @@
           <w:rFonts w:ascii="Times New Roman" w:hAnsi="Times New Roman" w:cs="Times New Roman"/>
         </w:rPr>
         <w:t xml:space="preserve"> Lab 4 — LLMs and Prompt Engineering for Decision Support</w:t>
+      </w:r>
+      <w:r>
+        <w:rPr>
+          <w:rFonts w:ascii="Times New Roman" w:hAnsi="Times New Roman" w:cs="Times New Roman"/>
+        </w:rPr>
         <w:br/>
       </w:r>
       <w:r>
@@ -67,7 +77,12 @@
         <w:rPr>
           <w:rFonts w:ascii="Times New Roman" w:hAnsi="Times New Roman" w:cs="Times New Roman"/>
         </w:rPr>
-        <w:t xml:space="preserve"> _____Naima Mohamet Aloula_____________________________</w:t>
+        <w:t xml:space="preserve"> Naima Mohamet Aloula</w:t>
+      </w:r>
+      <w:r>
+        <w:rPr>
+          <w:rFonts w:ascii="Times New Roman" w:hAnsi="Times New Roman" w:cs="Times New Roman"/>
+        </w:rPr>
         <w:br/>
       </w:r>
       <w:r>
@@ -83,6 +98,11 @@
           <w:rFonts w:ascii="Times New Roman" w:hAnsi="Times New Roman" w:cs="Times New Roman"/>
         </w:rPr>
         <w:t xml:space="preserve">  30722027</w:t>
+      </w:r>
+      <w:r>
+        <w:rPr>
+          <w:rFonts w:ascii="Times New Roman" w:hAnsi="Times New Roman" w:cs="Times New Roman"/>
+        </w:rPr>
         <w:br/>
       </w:r>
       <w:r>
@@ -113,6 +133,11 @@
           <w:rFonts w:ascii="Times New Roman" w:hAnsi="Times New Roman" w:cs="Times New Roman"/>
         </w:rPr>
         <w:t xml:space="preserve"> </w:t>
+      </w:r>
+      <w:r>
+        <w:rPr>
+          <w:rFonts w:ascii="Times New Roman" w:hAnsi="Times New Roman" w:cs="Times New Roman"/>
+        </w:rPr>
         <w:br/>
       </w:r>
       <w:r>
@@ -127,15 +152,27 @@
         <w:rPr>
           <w:rFonts w:ascii="Times New Roman" w:hAnsi="Times New Roman" w:cs="Times New Roman"/>
         </w:rPr>
-        <w:t xml:space="preserve"> _____[FILL IN SUBMISSION DATE]_____</w:t>
-      </w:r>
-    </w:p>
-    <w:p>
-      <w:pPr>
-        <w:rPr>
-          <w:rFonts w:ascii="Times New Roman" w:hAnsi="Times New Roman" w:cs="Times New Roman"/>
-        </w:rPr>
-      </w:pPr>
+        <w:t xml:space="preserve"> </w:t>
+      </w:r>
+      <w:r>
+        <w:rPr>
+          <w:rFonts w:ascii="Times New Roman" w:hAnsi="Times New Roman" w:cs="Times New Roman"/>
+        </w:rPr>
+        <w:t>12</w:t>
+      </w:r>
+      <w:r>
+        <w:rPr>
+          <w:rFonts w:ascii="Times New Roman" w:hAnsi="Times New Roman" w:cs="Times New Roman"/>
+          <w:vertAlign w:val="superscript"/>
+        </w:rPr>
+        <w:t>th</w:t>
+      </w:r>
+      <w:r>
+        <w:rPr>
+          <w:rFonts w:ascii="Times New Roman" w:hAnsi="Times New Roman" w:cs="Times New Roman"/>
+        </w:rPr>
+        <w:t xml:space="preserve"> August, 2026</w:t>
+      </w:r>
     </w:p>
     <w:p>
       <w:pPr>
@@ -297,7 +334,13 @@
               <w:rPr>
                 <w:rFonts w:ascii="Times New Roman" w:hAnsi="Times New Roman" w:cs="Times New Roman"/>
               </w:rPr>
-              <w:t xml:space="preserve"> [FILL IN %]</w:t>
+              <w:t xml:space="preserve"> </w:t>
+            </w:r>
+            <w:r>
+              <w:rPr>
+                <w:rFonts w:ascii="Times New Roman" w:hAnsi="Times New Roman" w:cs="Times New Roman"/>
+              </w:rPr>
+              <w:t>15%</w:t>
             </w:r>
           </w:p>
         </w:tc>
@@ -525,7 +568,7 @@
               <w:rPr>
                 <w:rFonts w:ascii="Times New Roman" w:hAnsi="Times New Roman" w:cs="Times New Roman"/>
               </w:rPr>
-              <w:t>[FILL IN: e.g., Gemini]</w:t>
+              <w:t>Gemini</w:t>
             </w:r>
           </w:p>
         </w:tc>
@@ -544,7 +587,19 @@
               <w:rPr>
                 <w:rFonts w:ascii="Times New Roman" w:hAnsi="Times New Roman" w:cs="Times New Roman"/>
               </w:rPr>
-              <w:t xml:space="preserve">[FILL IN: purpose, e.g. debugging the JSON extraction code]</w:t>
+              <w:t>D</w:t>
+            </w:r>
+            <w:r>
+              <w:rPr>
+                <w:rFonts w:ascii="Times New Roman" w:hAnsi="Times New Roman" w:cs="Times New Roman"/>
+              </w:rPr>
+              <w:t>ebugging the JSON extraction code</w:t>
+            </w:r>
+            <w:r>
+              <w:rPr>
+                <w:rFonts w:ascii="Times New Roman" w:hAnsi="Times New Roman" w:cs="Times New Roman"/>
+              </w:rPr>
+              <w:t>; Git support</w:t>
             </w:r>
           </w:p>
         </w:tc>
@@ -563,7 +618,7 @@
               <w:rPr>
                 <w:rFonts w:ascii="Times New Roman" w:hAnsi="Times New Roman" w:cs="Times New Roman"/>
               </w:rPr>
-              <w:t xml:space="preserve">[FILL IN: the actual prompt/instruction you gave the tool]</w:t>
+              <w:t>Test the llm, create a gitignore file</w:t>
             </w:r>
           </w:p>
         </w:tc>
@@ -582,7 +637,7 @@
               <w:rPr>
                 <w:rFonts w:ascii="Times New Roman" w:hAnsi="Times New Roman" w:cs="Times New Roman"/>
               </w:rPr>
-              <w:t xml:space="preserve">[FILL IN: e.g. extract_fields() JSON parsing fix, prompt wording]</w:t>
+              <w:t>extract_fields() JSON parsing fix, prompt wording</w:t>
             </w:r>
           </w:p>
         </w:tc>
@@ -601,7 +656,19 @@
               <w:rPr>
                 <w:rFonts w:ascii="Times New Roman" w:hAnsi="Times New Roman" w:cs="Times New Roman"/>
               </w:rPr>
-              <w:t>[FILL IN: how you tested/verified the output, e.g. ran the notebook and checked against GOLD labels]</w:t>
+              <w:t>verified the output</w:t>
+            </w:r>
+            <w:r>
+              <w:rPr>
+                <w:rFonts w:ascii="Times New Roman" w:hAnsi="Times New Roman" w:cs="Times New Roman"/>
+              </w:rPr>
+              <w:t xml:space="preserve"> tables, and </w:t>
+            </w:r>
+            <w:r>
+              <w:rPr>
+                <w:rFonts w:ascii="Times New Roman" w:hAnsi="Times New Roman" w:cs="Times New Roman"/>
+              </w:rPr>
+              <w:t>ran the notebook</w:t>
             </w:r>
           </w:p>
         </w:tc>
@@ -765,7 +832,7 @@
         <w:rPr>
           <w:rFonts w:ascii="Times New Roman" w:hAnsi="Times New Roman" w:cs="Times New Roman"/>
         </w:rPr>
-        <w:t xml:space="preserve">Where required, attach evidence of AI use. Tick all that apply. Add more rows where necessary.</w:t>
+        <w:t>Where required, attach evidence of AI use. Tick all that apply. Add more rows where necessary.</w:t>
       </w:r>
     </w:p>
     <w:tbl>
@@ -775,9 +842,9 @@
         <w:tblLook w:val="04A0" w:firstRow="1" w:lastRow="0" w:firstColumn="1" w:lastColumn="0" w:noHBand="0" w:noVBand="1"/>
       </w:tblPr>
       <w:tblGrid>
-        <w:gridCol w:w="4045"/>
-        <w:gridCol w:w="1620"/>
-        <w:gridCol w:w="3685"/>
+        <w:gridCol w:w="3841"/>
+        <w:gridCol w:w="1593"/>
+        <w:gridCol w:w="3916"/>
       </w:tblGrid>
       <w:tr>
         <w:tc>
@@ -819,7 +886,7 @@
                 <w:b/>
                 <w:bCs/>
               </w:rPr>
-              <w:t xml:space="preserve">Attached? (Yes, No, N/A)</w:t>
+              <w:t>Attached? (Yes, No, N/A)</w:t>
             </w:r>
           </w:p>
         </w:tc>
@@ -882,7 +949,7 @@
               <w:rPr>
                 <w:rFonts w:ascii="Times New Roman" w:hAnsi="Times New Roman" w:cs="Times New Roman"/>
               </w:rPr>
-              <w:t>N/A</w:t>
+              <w:t>Yes</w:t>
             </w:r>
           </w:p>
         </w:tc>
@@ -898,6 +965,12 @@
                 <w:rFonts w:ascii="Times New Roman" w:hAnsi="Times New Roman" w:cs="Times New Roman"/>
               </w:rPr>
             </w:pPr>
+            <w:r>
+              <w:rPr>
+                <w:rFonts w:ascii="Times New Roman" w:hAnsi="Times New Roman" w:cs="Times New Roman"/>
+              </w:rPr>
+              <w:t>Prompts.md</w:t>
+            </w:r>
           </w:p>
         </w:tc>
       </w:tr>
@@ -998,7 +1071,7 @@
               <w:rPr>
                 <w:rFonts w:ascii="Times New Roman" w:hAnsi="Times New Roman" w:cs="Times New Roman"/>
               </w:rPr>
-              <w:t>N/A</w:t>
+              <w:t>Yes</w:t>
             </w:r>
           </w:p>
         </w:tc>
@@ -1571,7 +1644,32 @@
         <w:rPr>
           <w:rFonts w:ascii="Times New Roman" w:hAnsi="Times New Roman" w:cs="Times New Roman"/>
         </w:rPr>
-        <w:t xml:space="preserve"> _____[FILL IN]_________________________________</w:t>
+        <w:t xml:space="preserve"> _____</w:t>
+      </w:r>
+      <w:r>
+        <w:rPr>
+          <w:rFonts w:ascii="Times New Roman" w:hAnsi="Times New Roman" w:cs="Times New Roman"/>
+        </w:rPr>
+        <w:t>12</w:t>
+      </w:r>
+      <w:r>
+        <w:rPr>
+          <w:rFonts w:ascii="Times New Roman" w:hAnsi="Times New Roman" w:cs="Times New Roman"/>
+          <w:vertAlign w:val="superscript"/>
+        </w:rPr>
+        <w:t>th</w:t>
+      </w:r>
+      <w:r>
+        <w:rPr>
+          <w:rFonts w:ascii="Times New Roman" w:hAnsi="Times New Roman" w:cs="Times New Roman"/>
+        </w:rPr>
+        <w:t xml:space="preserve"> August, 2026</w:t>
+      </w:r>
+      <w:r>
+        <w:rPr>
+          <w:rFonts w:ascii="Times New Roman" w:hAnsi="Times New Roman" w:cs="Times New Roman"/>
+        </w:rPr>
+        <w:t>_________________________________</w:t>
       </w:r>
     </w:p>
     <w:p>
